--- a/docs/manual/LAZRIBBON_COMPONENT_REFERENCE.docx
+++ b/docs/manual/LAZRIBBON_COMPONENT_REFERENCE.docx
@@ -57,7 +57,7 @@
               <w:rPr>
                 <w:b w:val="0"/>
               </w:rPr>
-              <w:t>Target: LazRibbon 2.0.0-rc1 | Lazarus 4.8 | Generated from repository documentation</w:t>
+              <w:t>Target: LazRibbon 2.0.0-rc2 | Lazarus 4.8 | Generated from repository documentation</w:t>
             </w:r>
           </w:p>
         </w:tc>
@@ -74,7 +74,7 @@
     </w:p>
     <w:p>
       <w:r>
-        <w:t>Target: LazRibbon 2.0.0-rc1.</w:t>
+        <w:t>Target: LazRibbon 2.0.0-rc2.</w:t>
       </w:r>
     </w:p>
     <w:p>
@@ -19703,7 +19703,7 @@
         <w:color w:val="555555"/>
         <w:sz w:val="18"/>
       </w:rPr>
-      <w:t>LazRibbon 2.0.0-rc1</w:t>
+      <w:t>LazRibbon 2.0.0-rc2</w:t>
     </w:r>
   </w:p>
 </w:ftr>

--- a/docs/manual/LAZRIBBON_COMPONENT_REFERENCE.docx
+++ b/docs/manual/LAZRIBBON_COMPONENT_REFERENCE.docx
@@ -57,7 +57,7 @@
               <w:rPr>
                 <w:b w:val="0"/>
               </w:rPr>
-              <w:t>Target: LazRibbon 2.0.0-rc2 | Lazarus 4.8 | Generated from repository documentation</w:t>
+              <w:t>Target: LazRibbon 2.0.0-rc3 | Lazarus 4.8 | Generated from repository documentation</w:t>
             </w:r>
           </w:p>
         </w:tc>
@@ -74,7 +74,7 @@
     </w:p>
     <w:p>
       <w:r>
-        <w:t>Target: LazRibbon 2.0.0-rc2.</w:t>
+        <w:t>Target: LazRibbon 2.0.0-rc3.</w:t>
       </w:r>
     </w:p>
     <w:p>
@@ -19703,7 +19703,7 @@
         <w:color w:val="555555"/>
         <w:sz w:val="18"/>
       </w:rPr>
-      <w:t>LazRibbon 2.0.0-rc2</w:t>
+      <w:t>LazRibbon 2.0.0-rc3</w:t>
     </w:r>
   </w:p>
 </w:ftr>

--- a/docs/manual/LAZRIBBON_COMPONENT_REFERENCE.docx
+++ b/docs/manual/LAZRIBBON_COMPONENT_REFERENCE.docx
@@ -57,7 +57,7 @@
               <w:rPr>
                 <w:b w:val="0"/>
               </w:rPr>
-              <w:t>Target: LazRibbon 2.0.0-rc3 | Lazarus 4.8 | Generated from repository documentation</w:t>
+              <w:t>Target: LazRibbon 2.0.0 | Lazarus 4.8 | Generated from repository documentation</w:t>
             </w:r>
           </w:p>
         </w:tc>
@@ -74,7 +74,7 @@
     </w:p>
     <w:p>
       <w:r>
-        <w:t>Target: LazRibbon 2.0.0-rc3.</w:t>
+        <w:t>Target: LazRibbon 2.0.0.</w:t>
       </w:r>
     </w:p>
     <w:p>
@@ -19703,7 +19703,7 @@
         <w:color w:val="555555"/>
         <w:sz w:val="18"/>
       </w:rPr>
-      <w:t>LazRibbon 2.0.0-rc3</w:t>
+      <w:t>LazRibbon 2.0.0</w:t>
     </w:r>
   </w:p>
 </w:ftr>

--- a/docs/manual/LAZRIBBON_COMPONENT_REFERENCE.docx
+++ b/docs/manual/LAZRIBBON_COMPONENT_REFERENCE.docx
@@ -57,7 +57,7 @@
               <w:rPr>
                 <w:b w:val="0"/>
               </w:rPr>
-              <w:t>Target: LazRibbon 2.0.0 | Lazarus 4.8 | Generated from repository documentation</w:t>
+              <w:t>Target: LazRibbon 2.1.0 | Lazarus 4.8 | Generated from repository documentation</w:t>
             </w:r>
           </w:p>
         </w:tc>
@@ -74,7 +74,7 @@
     </w:p>
     <w:p>
       <w:r>
-        <w:t>Target: LazRibbon 2.0.0.</w:t>
+        <w:t>Target: LazRibbon 2.1.0.</w:t>
       </w:r>
     </w:p>
     <w:p>
@@ -19703,7 +19703,7 @@
         <w:color w:val="555555"/>
         <w:sz w:val="18"/>
       </w:rPr>
-      <w:t>LazRibbon 2.0.0</w:t>
+      <w:t>LazRibbon 2.1.0</w:t>
     </w:r>
   </w:p>
 </w:ftr>

--- a/docs/manual/LAZRIBBON_COMPONENT_REFERENCE.docx
+++ b/docs/manual/LAZRIBBON_COMPONENT_REFERENCE.docx
@@ -57,7 +57,7 @@
               <w:rPr>
                 <w:b w:val="0"/>
               </w:rPr>
-              <w:t>Target: LazRibbon 2.1.0 | Lazarus 4.8 | Generated from repository documentation</w:t>
+              <w:t>Target: LazRibbon 2.1.1 | Lazarus 4.8 | Generated from repository documentation</w:t>
             </w:r>
           </w:p>
         </w:tc>
@@ -74,7 +74,7 @@
     </w:p>
     <w:p>
       <w:r>
-        <w:t>Target: LazRibbon 2.1.0.</w:t>
+        <w:t>Target: LazRibbon 2.1.1.</w:t>
       </w:r>
     </w:p>
     <w:p>
@@ -19703,7 +19703,7 @@
         <w:color w:val="555555"/>
         <w:sz w:val="18"/>
       </w:rPr>
-      <w:t>LazRibbon 2.1.0</w:t>
+      <w:t>LazRibbon 2.1.1</w:t>
     </w:r>
   </w:p>
 </w:ftr>

--- a/docs/manual/LAZRIBBON_COMPONENT_REFERENCE.docx
+++ b/docs/manual/LAZRIBBON_COMPONENT_REFERENCE.docx
@@ -57,7 +57,7 @@
               <w:rPr>
                 <w:b w:val="0"/>
               </w:rPr>
-              <w:t>Target: LazRibbon 2.1.1 | Lazarus 4.8 | Generated from repository documentation</w:t>
+              <w:t>Target: LazRibbon 2.1.2 | Lazarus 4.8 | Generated from repository documentation</w:t>
             </w:r>
           </w:p>
         </w:tc>
@@ -74,7 +74,7 @@
     </w:p>
     <w:p>
       <w:r>
-        <w:t>Target: LazRibbon 2.1.1.</w:t>
+        <w:t>Target: LazRibbon 2.1.2.</w:t>
       </w:r>
     </w:p>
     <w:p>
@@ -19703,7 +19703,7 @@
         <w:color w:val="555555"/>
         <w:sz w:val="18"/>
       </w:rPr>
-      <w:t>LazRibbon 2.1.1</w:t>
+      <w:t>LazRibbon 2.1.2</w:t>
     </w:r>
   </w:p>
 </w:ftr>

--- a/docs/manual/LAZRIBBON_COMPONENT_REFERENCE.docx
+++ b/docs/manual/LAZRIBBON_COMPONENT_REFERENCE.docx
@@ -57,7 +57,7 @@
               <w:rPr>
                 <w:b w:val="0"/>
               </w:rPr>
-              <w:t>Target: LazRibbon 2.1.2 | Lazarus 4.8 | Generated from repository documentation</w:t>
+              <w:t>Target: LazRibbon 2.1.3 | Lazarus 4.8 | Generated from repository documentation</w:t>
             </w:r>
           </w:p>
         </w:tc>
@@ -74,7 +74,7 @@
     </w:p>
     <w:p>
       <w:r>
-        <w:t>Target: LazRibbon 2.1.2.</w:t>
+        <w:t>Target: LazRibbon 2.1.3.</w:t>
       </w:r>
     </w:p>
     <w:p>
@@ -19703,7 +19703,7 @@
         <w:color w:val="555555"/>
         <w:sz w:val="18"/>
       </w:rPr>
-      <w:t>LazRibbon 2.1.2</w:t>
+      <w:t>LazRibbon 2.1.3</w:t>
     </w:r>
   </w:p>
 </w:ftr>

--- a/docs/manual/LAZRIBBON_COMPONENT_REFERENCE.docx
+++ b/docs/manual/LAZRIBBON_COMPONENT_REFERENCE.docx
@@ -57,7 +57,7 @@
               <w:rPr>
                 <w:b w:val="0"/>
               </w:rPr>
-              <w:t>Target: LazRibbon 2.1.3 | Lazarus 4.8 | Generated from repository documentation</w:t>
+              <w:t>Target: LazRibbon 2.1.4 | Lazarus 4.8 | Generated from repository documentation</w:t>
             </w:r>
           </w:p>
         </w:tc>
@@ -74,7 +74,7 @@
     </w:p>
     <w:p>
       <w:r>
-        <w:t>Target: LazRibbon 2.1.3.</w:t>
+        <w:t>Target: LazRibbon 2.1.4.</w:t>
       </w:r>
     </w:p>
     <w:p>
@@ -4765,7 +4765,7 @@
               <w:rPr>
                 <w:b w:val="0"/>
               </w:rPr>
-              <w:t>Detailed local appearance object for this Ribbon.</w:t>
+              <w:t>Internal/streaming-compatible rendering state. It is hidden from the Object Inspector; use SkinManager.Appearance for new projects.</w:t>
             </w:r>
           </w:p>
         </w:tc>
@@ -19703,7 +19703,7 @@
         <w:color w:val="555555"/>
         <w:sz w:val="18"/>
       </w:rPr>
-      <w:t>LazRibbon 2.1.3</w:t>
+      <w:t>LazRibbon 2.1.4</w:t>
     </w:r>
   </w:p>
 </w:ftr>
